--- a/figures/Table2_outlet_export_trends.docx
+++ b/figures/Table2_outlet_export_trends.docx
@@ -2120,7 +2120,7 @@
                 <w:szCs w:val="22"/>
                 <w:color w:val="000000"/>
               </w:rPr>
-              <w:t xml:space="preserve">0.0042</w:t>
+              <w:t xml:space="preserve">0.0093</w:t>
             </w:r>
           </w:p>
         </w:tc>
@@ -2226,7 +2226,7 @@
                 <w:szCs w:val="22"/>
                 <w:color w:val="000000"/>
               </w:rPr>
-              <w:t xml:space="preserve">-3.51 </w:t>
+              <w:t xml:space="preserve">-3.21 </w:t>
             </w:r>
           </w:p>
         </w:tc>
@@ -2391,60 +2391,60 @@
                 <w:szCs w:val="22"/>
                 <w:color w:val="000000"/>
               </w:rPr>
-              <w:t xml:space="preserve">0.006</w:t>
-            </w:r>
-          </w:p>
-        </w:tc>
-        <w:tc>
-          <w:tcPr>
-            <w:tcBorders>
-              <w:bottom w:val="single" w:sz="8" w:space="0" w:color="000000"/>
-              <w:top w:val="single" w:sz="8" w:space="0" w:color="000000"/>
-              <w:left w:val="single" w:sz="8" w:space="0" w:color="000000"/>
-              <w:right w:val="single" w:sz="8" w:space="0" w:color="000000"/>
-            </w:tcBorders>
-            <w:shd w:val="clear" w:color="auto" w:fill="FFFFFF"/>
-            <w:tcMar>
-              <w:top w:w="0" w:type="dxa"/>
-              <w:bottom w:w="0" w:type="dxa"/>
-              <w:left w:w="0" w:type="dxa"/>
-              <w:right w:w="0" w:type="dxa"/>
-            </w:tcMar>
-            <w:vAlign w:val="top"/>
-          </w:tcPr>
-          <w:p>
-            <w:pPr>
-              <w:pStyle w:val="Normal"/>
-              <w:jc w:val="left"/>
-              <w:pBdr>
-                <w:bottom w:val="none" w:sz="0" w:space="0" w:color="000000"/>
-                <w:top w:val="none" w:sz="0" w:space="0" w:color="000000"/>
-                <w:left w:val="none" w:sz="0" w:space="0" w:color="000000"/>
-                <w:right w:val="none" w:sz="0" w:space="0" w:color="000000"/>
-              </w:pBdr>
-              <w:spacing w:after="120" w:before="120" w:line="240"/>
-              <w:ind w:left="120" w:right="120" w:firstLine="0" w:firstLineChars="0"/>
-              <w:rPr>
-                <w:rFonts w:ascii="Helvetica" w:hAnsi="Helvetica" w:eastAsia="Helvetica" w:cs="Helvetica"/>
-                <w:i w:val="false"/>
-                <w:b w:val="false"/>
-                <w:u w:val="none"/>
-                <w:sz w:val="22"/>
-                <w:szCs w:val="22"/>
-                <w:color w:val="000000"/>
-              </w:rPr>
-            </w:pPr>
-            <w:r>
-              <w:rPr>
-                <w:rFonts w:ascii="Helvetica" w:hAnsi="Helvetica" w:eastAsia="Helvetica" w:cs="Helvetica"/>
-                <w:i w:val="false"/>
-                <w:b w:val="false"/>
-                <w:u w:val="none"/>
-                <w:sz w:val="22"/>
-                <w:szCs w:val="22"/>
-                <w:color w:val="000000"/>
-              </w:rPr>
-              <w:t xml:space="preserve">0.41</w:t>
+              <w:t xml:space="preserve">0.004</w:t>
+            </w:r>
+          </w:p>
+        </w:tc>
+        <w:tc>
+          <w:tcPr>
+            <w:tcBorders>
+              <w:bottom w:val="single" w:sz="8" w:space="0" w:color="000000"/>
+              <w:top w:val="single" w:sz="8" w:space="0" w:color="000000"/>
+              <w:left w:val="single" w:sz="8" w:space="0" w:color="000000"/>
+              <w:right w:val="single" w:sz="8" w:space="0" w:color="000000"/>
+            </w:tcBorders>
+            <w:shd w:val="clear" w:color="auto" w:fill="FFFFFF"/>
+            <w:tcMar>
+              <w:top w:w="0" w:type="dxa"/>
+              <w:bottom w:w="0" w:type="dxa"/>
+              <w:left w:w="0" w:type="dxa"/>
+              <w:right w:w="0" w:type="dxa"/>
+            </w:tcMar>
+            <w:vAlign w:val="top"/>
+          </w:tcPr>
+          <w:p>
+            <w:pPr>
+              <w:pStyle w:val="Normal"/>
+              <w:jc w:val="left"/>
+              <w:pBdr>
+                <w:bottom w:val="none" w:sz="0" w:space="0" w:color="000000"/>
+                <w:top w:val="none" w:sz="0" w:space="0" w:color="000000"/>
+                <w:left w:val="none" w:sz="0" w:space="0" w:color="000000"/>
+                <w:right w:val="none" w:sz="0" w:space="0" w:color="000000"/>
+              </w:pBdr>
+              <w:spacing w:after="120" w:before="120" w:line="240"/>
+              <w:ind w:left="120" w:right="120" w:firstLine="0" w:firstLineChars="0"/>
+              <w:rPr>
+                <w:rFonts w:ascii="Helvetica" w:hAnsi="Helvetica" w:eastAsia="Helvetica" w:cs="Helvetica"/>
+                <w:i w:val="false"/>
+                <w:b w:val="false"/>
+                <w:u w:val="none"/>
+                <w:sz w:val="22"/>
+                <w:szCs w:val="22"/>
+                <w:color w:val="000000"/>
+              </w:rPr>
+            </w:pPr>
+            <w:r>
+              <w:rPr>
+                <w:rFonts w:ascii="Helvetica" w:hAnsi="Helvetica" w:eastAsia="Helvetica" w:cs="Helvetica"/>
+                <w:i w:val="false"/>
+                <w:b w:val="false"/>
+                <w:u w:val="none"/>
+                <w:sz w:val="22"/>
+                <w:szCs w:val="22"/>
+                <w:color w:val="000000"/>
+              </w:rPr>
+              <w:t xml:space="preserve">0.6336</w:t>
             </w:r>
           </w:p>
         </w:tc>
@@ -2550,7 +2550,7 @@
                 <w:szCs w:val="22"/>
                 <w:color w:val="000000"/>
               </w:rPr>
-              <w:t xml:space="preserve">-10    </w:t>
+              <w:t xml:space="preserve">-5.77 </w:t>
             </w:r>
           </w:p>
         </w:tc>
@@ -2610,7 +2610,7 @@
       </w:tr>
       <w:tr>
         <w:trPr>
-          <w:trHeight w:val="670" w:hRule="auto"/>
+          <w:trHeight w:val="631" w:hRule="auto"/>
         </w:trPr>
         body 9
         <w:tc>
@@ -2715,113 +2715,113 @@
                 <w:szCs w:val="22"/>
                 <w:color w:val="000000"/>
               </w:rPr>
-              <w:t xml:space="preserve">0.023</w:t>
-            </w:r>
-          </w:p>
-        </w:tc>
-        <w:tc>
-          <w:tcPr>
-            <w:tcBorders>
-              <w:bottom w:val="single" w:sz="8" w:space="0" w:color="000000"/>
-              <w:top w:val="single" w:sz="8" w:space="0" w:color="000000"/>
-              <w:left w:val="single" w:sz="8" w:space="0" w:color="000000"/>
-              <w:right w:val="single" w:sz="8" w:space="0" w:color="000000"/>
-            </w:tcBorders>
-            <w:shd w:val="clear" w:color="auto" w:fill="FFFFFF"/>
-            <w:tcMar>
-              <w:top w:w="0" w:type="dxa"/>
-              <w:bottom w:w="0" w:type="dxa"/>
-              <w:left w:w="0" w:type="dxa"/>
-              <w:right w:w="0" w:type="dxa"/>
-            </w:tcMar>
-            <w:vAlign w:val="top"/>
-          </w:tcPr>
-          <w:p>
-            <w:pPr>
-              <w:pStyle w:val="Normal"/>
-              <w:jc w:val="left"/>
-              <w:pBdr>
-                <w:bottom w:val="none" w:sz="0" w:space="0" w:color="000000"/>
-                <w:top w:val="none" w:sz="0" w:space="0" w:color="000000"/>
-                <w:left w:val="none" w:sz="0" w:space="0" w:color="000000"/>
-                <w:right w:val="none" w:sz="0" w:space="0" w:color="000000"/>
-              </w:pBdr>
-              <w:spacing w:after="120" w:before="120" w:line="240"/>
-              <w:ind w:left="120" w:right="120" w:firstLine="0" w:firstLineChars="0"/>
-              <w:rPr>
-                <w:rFonts w:ascii="Helvetica" w:hAnsi="Helvetica" w:eastAsia="Helvetica" w:cs="Helvetica"/>
-                <w:i w:val="false"/>
-                <w:b w:val="false"/>
-                <w:u w:val="none"/>
-                <w:sz w:val="22"/>
-                <w:szCs w:val="22"/>
-                <w:color w:val="000000"/>
-              </w:rPr>
-            </w:pPr>
-            <w:r>
-              <w:rPr>
-                <w:rFonts w:ascii="Helvetica" w:hAnsi="Helvetica" w:eastAsia="Helvetica" w:cs="Helvetica"/>
-                <w:i w:val="false"/>
-                <w:b w:val="false"/>
-                <w:u w:val="none"/>
-                <w:sz w:val="22"/>
-                <w:szCs w:val="22"/>
-                <w:color w:val="000000"/>
-              </w:rPr>
-              <w:t xml:space="preserve">0.0352</w:t>
-            </w:r>
-          </w:p>
-        </w:tc>
-        <w:tc>
-          <w:tcPr>
-            <w:tcBorders>
-              <w:bottom w:val="single" w:sz="8" w:space="0" w:color="000000"/>
-              <w:top w:val="single" w:sz="8" w:space="0" w:color="000000"/>
-              <w:left w:val="single" w:sz="8" w:space="0" w:color="000000"/>
-              <w:right w:val="single" w:sz="8" w:space="0" w:color="000000"/>
-            </w:tcBorders>
-            <w:shd w:val="clear" w:color="auto" w:fill="FFFFFF"/>
-            <w:tcMar>
-              <w:top w:w="0" w:type="dxa"/>
-              <w:bottom w:w="0" w:type="dxa"/>
-              <w:left w:w="0" w:type="dxa"/>
-              <w:right w:w="0" w:type="dxa"/>
-            </w:tcMar>
-            <w:vAlign w:val="top"/>
-          </w:tcPr>
-          <w:p>
-            <w:pPr>
-              <w:pStyle w:val="Normal"/>
-              <w:jc w:val="left"/>
-              <w:pBdr>
-                <w:bottom w:val="none" w:sz="0" w:space="0" w:color="000000"/>
-                <w:top w:val="none" w:sz="0" w:space="0" w:color="000000"/>
-                <w:left w:val="none" w:sz="0" w:space="0" w:color="000000"/>
-                <w:right w:val="none" w:sz="0" w:space="0" w:color="000000"/>
-              </w:pBdr>
-              <w:spacing w:after="120" w:before="120" w:line="240"/>
-              <w:ind w:left="120" w:right="120" w:firstLine="0" w:firstLineChars="0"/>
-              <w:rPr>
-                <w:rFonts w:ascii="Helvetica" w:hAnsi="Helvetica" w:eastAsia="Helvetica" w:cs="Helvetica"/>
-                <w:i w:val="false"/>
-                <w:b w:val="false"/>
-                <w:u w:val="none"/>
-                <w:sz w:val="22"/>
-                <w:szCs w:val="22"/>
-                <w:color w:val="000000"/>
-              </w:rPr>
-            </w:pPr>
-            <w:r>
-              <w:rPr>
-                <w:rFonts w:ascii="Helvetica" w:hAnsi="Helvetica" w:eastAsia="Helvetica" w:cs="Helvetica"/>
-                <w:i w:val="false"/>
-                <w:b w:val="false"/>
-                <w:u w:val="none"/>
-                <w:sz w:val="22"/>
-                <w:szCs w:val="22"/>
-                <w:color w:val="000000"/>
-              </w:rPr>
-              <w:t xml:space="preserve">increasing</w:t>
+              <w:t xml:space="preserve">0.02 </w:t>
+            </w:r>
+          </w:p>
+        </w:tc>
+        <w:tc>
+          <w:tcPr>
+            <w:tcBorders>
+              <w:bottom w:val="single" w:sz="8" w:space="0" w:color="000000"/>
+              <w:top w:val="single" w:sz="8" w:space="0" w:color="000000"/>
+              <w:left w:val="single" w:sz="8" w:space="0" w:color="000000"/>
+              <w:right w:val="single" w:sz="8" w:space="0" w:color="000000"/>
+            </w:tcBorders>
+            <w:shd w:val="clear" w:color="auto" w:fill="FFFFFF"/>
+            <w:tcMar>
+              <w:top w:w="0" w:type="dxa"/>
+              <w:bottom w:w="0" w:type="dxa"/>
+              <w:left w:w="0" w:type="dxa"/>
+              <w:right w:w="0" w:type="dxa"/>
+            </w:tcMar>
+            <w:vAlign w:val="top"/>
+          </w:tcPr>
+          <w:p>
+            <w:pPr>
+              <w:pStyle w:val="Normal"/>
+              <w:jc w:val="left"/>
+              <w:pBdr>
+                <w:bottom w:val="none" w:sz="0" w:space="0" w:color="000000"/>
+                <w:top w:val="none" w:sz="0" w:space="0" w:color="000000"/>
+                <w:left w:val="none" w:sz="0" w:space="0" w:color="000000"/>
+                <w:right w:val="none" w:sz="0" w:space="0" w:color="000000"/>
+              </w:pBdr>
+              <w:spacing w:after="120" w:before="120" w:line="240"/>
+              <w:ind w:left="120" w:right="120" w:firstLine="0" w:firstLineChars="0"/>
+              <w:rPr>
+                <w:rFonts w:ascii="Helvetica" w:hAnsi="Helvetica" w:eastAsia="Helvetica" w:cs="Helvetica"/>
+                <w:i w:val="false"/>
+                <w:b w:val="false"/>
+                <w:u w:val="none"/>
+                <w:sz w:val="22"/>
+                <w:szCs w:val="22"/>
+                <w:color w:val="000000"/>
+              </w:rPr>
+            </w:pPr>
+            <w:r>
+              <w:rPr>
+                <w:rFonts w:ascii="Helvetica" w:hAnsi="Helvetica" w:eastAsia="Helvetica" w:cs="Helvetica"/>
+                <w:i w:val="false"/>
+                <w:b w:val="false"/>
+                <w:u w:val="none"/>
+                <w:sz w:val="22"/>
+                <w:szCs w:val="22"/>
+                <w:color w:val="000000"/>
+              </w:rPr>
+              <w:t xml:space="preserve">0.0701</w:t>
+            </w:r>
+          </w:p>
+        </w:tc>
+        <w:tc>
+          <w:tcPr>
+            <w:tcBorders>
+              <w:bottom w:val="single" w:sz="8" w:space="0" w:color="000000"/>
+              <w:top w:val="single" w:sz="8" w:space="0" w:color="000000"/>
+              <w:left w:val="single" w:sz="8" w:space="0" w:color="000000"/>
+              <w:right w:val="single" w:sz="8" w:space="0" w:color="000000"/>
+            </w:tcBorders>
+            <w:shd w:val="clear" w:color="auto" w:fill="FFFFFF"/>
+            <w:tcMar>
+              <w:top w:w="0" w:type="dxa"/>
+              <w:bottom w:w="0" w:type="dxa"/>
+              <w:left w:w="0" w:type="dxa"/>
+              <w:right w:w="0" w:type="dxa"/>
+            </w:tcMar>
+            <w:vAlign w:val="top"/>
+          </w:tcPr>
+          <w:p>
+            <w:pPr>
+              <w:pStyle w:val="Normal"/>
+              <w:jc w:val="left"/>
+              <w:pBdr>
+                <w:bottom w:val="none" w:sz="0" w:space="0" w:color="000000"/>
+                <w:top w:val="none" w:sz="0" w:space="0" w:color="000000"/>
+                <w:left w:val="none" w:sz="0" w:space="0" w:color="000000"/>
+                <w:right w:val="none" w:sz="0" w:space="0" w:color="000000"/>
+              </w:pBdr>
+              <w:spacing w:after="120" w:before="120" w:line="240"/>
+              <w:ind w:left="120" w:right="120" w:firstLine="0" w:firstLineChars="0"/>
+              <w:rPr>
+                <w:rFonts w:ascii="Helvetica" w:hAnsi="Helvetica" w:eastAsia="Helvetica" w:cs="Helvetica"/>
+                <w:i w:val="false"/>
+                <w:b w:val="false"/>
+                <w:u w:val="none"/>
+                <w:sz w:val="22"/>
+                <w:szCs w:val="22"/>
+                <w:color w:val="000000"/>
+              </w:rPr>
+            </w:pPr>
+            <w:r>
+              <w:rPr>
+                <w:rFonts w:ascii="Helvetica" w:hAnsi="Helvetica" w:eastAsia="Helvetica" w:cs="Helvetica"/>
+                <w:i w:val="false"/>
+                <w:b w:val="false"/>
+                <w:u w:val="none"/>
+                <w:sz w:val="22"/>
+                <w:szCs w:val="22"/>
+                <w:color w:val="000000"/>
+              </w:rPr>
+              <w:t xml:space="preserve">no trend</w:t>
             </w:r>
           </w:p>
         </w:tc>
@@ -2874,7 +2874,7 @@
                 <w:szCs w:val="22"/>
                 <w:color w:val="000000"/>
               </w:rPr>
-              <w:t xml:space="preserve">-43.8  </w:t>
+              <w:t xml:space="preserve">-36.8  </w:t>
             </w:r>
           </w:p>
         </w:tc>
@@ -3039,60 +3039,60 @@
                 <w:szCs w:val="22"/>
                 <w:color w:val="000000"/>
               </w:rPr>
-              <w:t xml:space="preserve">0.099</w:t>
-            </w:r>
-          </w:p>
-        </w:tc>
-        <w:tc>
-          <w:tcPr>
-            <w:tcBorders>
-              <w:bottom w:val="single" w:sz="8" w:space="0" w:color="000000"/>
-              <w:top w:val="single" w:sz="8" w:space="0" w:color="000000"/>
-              <w:left w:val="single" w:sz="8" w:space="0" w:color="000000"/>
-              <w:right w:val="single" w:sz="8" w:space="0" w:color="000000"/>
-            </w:tcBorders>
-            <w:shd w:val="clear" w:color="auto" w:fill="FFFFFF"/>
-            <w:tcMar>
-              <w:top w:w="0" w:type="dxa"/>
-              <w:bottom w:w="0" w:type="dxa"/>
-              <w:left w:w="0" w:type="dxa"/>
-              <w:right w:w="0" w:type="dxa"/>
-            </w:tcMar>
-            <w:vAlign w:val="top"/>
-          </w:tcPr>
-          <w:p>
-            <w:pPr>
-              <w:pStyle w:val="Normal"/>
-              <w:jc w:val="left"/>
-              <w:pBdr>
-                <w:bottom w:val="none" w:sz="0" w:space="0" w:color="000000"/>
-                <w:top w:val="none" w:sz="0" w:space="0" w:color="000000"/>
-                <w:left w:val="none" w:sz="0" w:space="0" w:color="000000"/>
-                <w:right w:val="none" w:sz="0" w:space="0" w:color="000000"/>
-              </w:pBdr>
-              <w:spacing w:after="120" w:before="120" w:line="240"/>
-              <w:ind w:left="120" w:right="120" w:firstLine="0" w:firstLineChars="0"/>
-              <w:rPr>
-                <w:rFonts w:ascii="Helvetica" w:hAnsi="Helvetica" w:eastAsia="Helvetica" w:cs="Helvetica"/>
-                <w:i w:val="false"/>
-                <w:b w:val="false"/>
-                <w:u w:val="none"/>
-                <w:sz w:val="22"/>
-                <w:szCs w:val="22"/>
-                <w:color w:val="000000"/>
-              </w:rPr>
-            </w:pPr>
-            <w:r>
-              <w:rPr>
-                <w:rFonts w:ascii="Helvetica" w:hAnsi="Helvetica" w:eastAsia="Helvetica" w:cs="Helvetica"/>
-                <w:i w:val="false"/>
-                <w:b w:val="false"/>
-                <w:u w:val="none"/>
-                <w:sz w:val="22"/>
-                <w:szCs w:val="22"/>
-                <w:color w:val="000000"/>
-              </w:rPr>
-              <w:t xml:space="preserve">0.0775</w:t>
+              <w:t xml:space="preserve">0.084</w:t>
+            </w:r>
+          </w:p>
+        </w:tc>
+        <w:tc>
+          <w:tcPr>
+            <w:tcBorders>
+              <w:bottom w:val="single" w:sz="8" w:space="0" w:color="000000"/>
+              <w:top w:val="single" w:sz="8" w:space="0" w:color="000000"/>
+              <w:left w:val="single" w:sz="8" w:space="0" w:color="000000"/>
+              <w:right w:val="single" w:sz="8" w:space="0" w:color="000000"/>
+            </w:tcBorders>
+            <w:shd w:val="clear" w:color="auto" w:fill="FFFFFF"/>
+            <w:tcMar>
+              <w:top w:w="0" w:type="dxa"/>
+              <w:bottom w:w="0" w:type="dxa"/>
+              <w:left w:w="0" w:type="dxa"/>
+              <w:right w:w="0" w:type="dxa"/>
+            </w:tcMar>
+            <w:vAlign w:val="top"/>
+          </w:tcPr>
+          <w:p>
+            <w:pPr>
+              <w:pStyle w:val="Normal"/>
+              <w:jc w:val="left"/>
+              <w:pBdr>
+                <w:bottom w:val="none" w:sz="0" w:space="0" w:color="000000"/>
+                <w:top w:val="none" w:sz="0" w:space="0" w:color="000000"/>
+                <w:left w:val="none" w:sz="0" w:space="0" w:color="000000"/>
+                <w:right w:val="none" w:sz="0" w:space="0" w:color="000000"/>
+              </w:pBdr>
+              <w:spacing w:after="120" w:before="120" w:line="240"/>
+              <w:ind w:left="120" w:right="120" w:firstLine="0" w:firstLineChars="0"/>
+              <w:rPr>
+                <w:rFonts w:ascii="Helvetica" w:hAnsi="Helvetica" w:eastAsia="Helvetica" w:cs="Helvetica"/>
+                <w:i w:val="false"/>
+                <w:b w:val="false"/>
+                <w:u w:val="none"/>
+                <w:sz w:val="22"/>
+                <w:szCs w:val="22"/>
+                <w:color w:val="000000"/>
+              </w:rPr>
+            </w:pPr>
+            <w:r>
+              <w:rPr>
+                <w:rFonts w:ascii="Helvetica" w:hAnsi="Helvetica" w:eastAsia="Helvetica" w:cs="Helvetica"/>
+                <w:i w:val="false"/>
+                <w:b w:val="false"/>
+                <w:u w:val="none"/>
+                <w:sz w:val="22"/>
+                <w:szCs w:val="22"/>
+                <w:color w:val="000000"/>
+              </w:rPr>
+              <w:t xml:space="preserve">0.145</w:t>
             </w:r>
           </w:p>
         </w:tc>
@@ -3198,7 +3198,7 @@
                 <w:szCs w:val="22"/>
                 <w:color w:val="000000"/>
               </w:rPr>
-              <w:t xml:space="preserve">-189    </w:t>
+              <w:t xml:space="preserve">-158    </w:t>
             </w:r>
           </w:p>
         </w:tc>
@@ -3363,60 +3363,60 @@
                 <w:szCs w:val="22"/>
                 <w:color w:val="000000"/>
               </w:rPr>
-              <w:t xml:space="preserve">0.102</w:t>
-            </w:r>
-          </w:p>
-        </w:tc>
-        <w:tc>
-          <w:tcPr>
-            <w:tcBorders>
-              <w:bottom w:val="single" w:sz="8" w:space="0" w:color="000000"/>
-              <w:top w:val="single" w:sz="8" w:space="0" w:color="000000"/>
-              <w:left w:val="single" w:sz="8" w:space="0" w:color="000000"/>
-              <w:right w:val="single" w:sz="8" w:space="0" w:color="000000"/>
-            </w:tcBorders>
-            <w:shd w:val="clear" w:color="auto" w:fill="FFFFFF"/>
-            <w:tcMar>
-              <w:top w:w="0" w:type="dxa"/>
-              <w:bottom w:w="0" w:type="dxa"/>
-              <w:left w:w="0" w:type="dxa"/>
-              <w:right w:w="0" w:type="dxa"/>
-            </w:tcMar>
-            <w:vAlign w:val="top"/>
-          </w:tcPr>
-          <w:p>
-            <w:pPr>
-              <w:pStyle w:val="Normal"/>
-              <w:jc w:val="left"/>
-              <w:pBdr>
-                <w:bottom w:val="none" w:sz="0" w:space="0" w:color="000000"/>
-                <w:top w:val="none" w:sz="0" w:space="0" w:color="000000"/>
-                <w:left w:val="none" w:sz="0" w:space="0" w:color="000000"/>
-                <w:right w:val="none" w:sz="0" w:space="0" w:color="000000"/>
-              </w:pBdr>
-              <w:spacing w:after="120" w:before="120" w:line="240"/>
-              <w:ind w:left="120" w:right="120" w:firstLine="0" w:firstLineChars="0"/>
-              <w:rPr>
-                <w:rFonts w:ascii="Helvetica" w:hAnsi="Helvetica" w:eastAsia="Helvetica" w:cs="Helvetica"/>
-                <w:i w:val="false"/>
-                <w:b w:val="false"/>
-                <w:u w:val="none"/>
-                <w:sz w:val="22"/>
-                <w:szCs w:val="22"/>
-                <w:color w:val="000000"/>
-              </w:rPr>
-            </w:pPr>
-            <w:r>
-              <w:rPr>
-                <w:rFonts w:ascii="Helvetica" w:hAnsi="Helvetica" w:eastAsia="Helvetica" w:cs="Helvetica"/>
-                <w:i w:val="false"/>
-                <w:b w:val="false"/>
-                <w:u w:val="none"/>
-                <w:sz w:val="22"/>
-                <w:szCs w:val="22"/>
-                <w:color w:val="000000"/>
-              </w:rPr>
-              <w:t xml:space="preserve">0.0192</w:t>
+              <w:t xml:space="preserve">0.085</w:t>
+            </w:r>
+          </w:p>
+        </w:tc>
+        <w:tc>
+          <w:tcPr>
+            <w:tcBorders>
+              <w:bottom w:val="single" w:sz="8" w:space="0" w:color="000000"/>
+              <w:top w:val="single" w:sz="8" w:space="0" w:color="000000"/>
+              <w:left w:val="single" w:sz="8" w:space="0" w:color="000000"/>
+              <w:right w:val="single" w:sz="8" w:space="0" w:color="000000"/>
+            </w:tcBorders>
+            <w:shd w:val="clear" w:color="auto" w:fill="FFFFFF"/>
+            <w:tcMar>
+              <w:top w:w="0" w:type="dxa"/>
+              <w:bottom w:w="0" w:type="dxa"/>
+              <w:left w:w="0" w:type="dxa"/>
+              <w:right w:w="0" w:type="dxa"/>
+            </w:tcMar>
+            <w:vAlign w:val="top"/>
+          </w:tcPr>
+          <w:p>
+            <w:pPr>
+              <w:pStyle w:val="Normal"/>
+              <w:jc w:val="left"/>
+              <w:pBdr>
+                <w:bottom w:val="none" w:sz="0" w:space="0" w:color="000000"/>
+                <w:top w:val="none" w:sz="0" w:space="0" w:color="000000"/>
+                <w:left w:val="none" w:sz="0" w:space="0" w:color="000000"/>
+                <w:right w:val="none" w:sz="0" w:space="0" w:color="000000"/>
+              </w:pBdr>
+              <w:spacing w:after="120" w:before="120" w:line="240"/>
+              <w:ind w:left="120" w:right="120" w:firstLine="0" w:firstLineChars="0"/>
+              <w:rPr>
+                <w:rFonts w:ascii="Helvetica" w:hAnsi="Helvetica" w:eastAsia="Helvetica" w:cs="Helvetica"/>
+                <w:i w:val="false"/>
+                <w:b w:val="false"/>
+                <w:u w:val="none"/>
+                <w:sz w:val="22"/>
+                <w:szCs w:val="22"/>
+                <w:color w:val="000000"/>
+              </w:rPr>
+            </w:pPr>
+            <w:r>
+              <w:rPr>
+                <w:rFonts w:ascii="Helvetica" w:hAnsi="Helvetica" w:eastAsia="Helvetica" w:cs="Helvetica"/>
+                <w:i w:val="false"/>
+                <w:b w:val="false"/>
+                <w:u w:val="none"/>
+                <w:sz w:val="22"/>
+                <w:szCs w:val="22"/>
+                <w:color w:val="000000"/>
+              </w:rPr>
+              <w:t xml:space="preserve">0.0397</w:t>
             </w:r>
           </w:p>
         </w:tc>
@@ -3522,7 +3522,7 @@
                 <w:szCs w:val="22"/>
                 <w:color w:val="000000"/>
               </w:rPr>
-              <w:t xml:space="preserve">-193    </w:t>
+              <w:t xml:space="preserve">-158    </w:t>
             </w:r>
           </w:p>
         </w:tc>
@@ -3740,7 +3740,7 @@
                 <w:szCs w:val="22"/>
                 <w:color w:val="000000"/>
               </w:rPr>
-              <w:t xml:space="preserve">0.006</w:t>
+              <w:t xml:space="preserve">0.0127</w:t>
             </w:r>
           </w:p>
         </w:tc>
@@ -3846,7 +3846,7 @@
                 <w:szCs w:val="22"/>
                 <w:color w:val="000000"/>
               </w:rPr>
-              <w:t xml:space="preserve">-2.13 </w:t>
+              <w:t xml:space="preserve">-1.94 </w:t>
             </w:r>
           </w:p>
         </w:tc>
@@ -4011,60 +4011,60 @@
                 <w:szCs w:val="22"/>
                 <w:color w:val="000000"/>
               </w:rPr>
-              <w:t xml:space="preserve">0.003</w:t>
-            </w:r>
-          </w:p>
-        </w:tc>
-        <w:tc>
-          <w:tcPr>
-            <w:tcBorders>
-              <w:bottom w:val="single" w:sz="8" w:space="0" w:color="000000"/>
-              <w:top w:val="single" w:sz="8" w:space="0" w:color="000000"/>
-              <w:left w:val="single" w:sz="8" w:space="0" w:color="000000"/>
-              <w:right w:val="single" w:sz="8" w:space="0" w:color="000000"/>
-            </w:tcBorders>
-            <w:shd w:val="clear" w:color="auto" w:fill="FFFFFF"/>
-            <w:tcMar>
-              <w:top w:w="0" w:type="dxa"/>
-              <w:bottom w:w="0" w:type="dxa"/>
-              <w:left w:w="0" w:type="dxa"/>
-              <w:right w:w="0" w:type="dxa"/>
-            </w:tcMar>
-            <w:vAlign w:val="top"/>
-          </w:tcPr>
-          <w:p>
-            <w:pPr>
-              <w:pStyle w:val="Normal"/>
-              <w:jc w:val="left"/>
-              <w:pBdr>
-                <w:bottom w:val="none" w:sz="0" w:space="0" w:color="000000"/>
-                <w:top w:val="none" w:sz="0" w:space="0" w:color="000000"/>
-                <w:left w:val="none" w:sz="0" w:space="0" w:color="000000"/>
-                <w:right w:val="none" w:sz="0" w:space="0" w:color="000000"/>
-              </w:pBdr>
-              <w:spacing w:after="120" w:before="120" w:line="240"/>
-              <w:ind w:left="120" w:right="120" w:firstLine="0" w:firstLineChars="0"/>
-              <w:rPr>
-                <w:rFonts w:ascii="Helvetica" w:hAnsi="Helvetica" w:eastAsia="Helvetica" w:cs="Helvetica"/>
-                <w:i w:val="false"/>
-                <w:b w:val="false"/>
-                <w:u w:val="none"/>
-                <w:sz w:val="22"/>
-                <w:szCs w:val="22"/>
-                <w:color w:val="000000"/>
-              </w:rPr>
-            </w:pPr>
-            <w:r>
-              <w:rPr>
-                <w:rFonts w:ascii="Helvetica" w:hAnsi="Helvetica" w:eastAsia="Helvetica" w:cs="Helvetica"/>
-                <w:i w:val="false"/>
-                <w:b w:val="false"/>
-                <w:u w:val="none"/>
-                <w:sz w:val="22"/>
-                <w:szCs w:val="22"/>
-                <w:color w:val="000000"/>
-              </w:rPr>
-              <w:t xml:space="preserve">0.3397</w:t>
+              <w:t xml:space="preserve">0.002</w:t>
+            </w:r>
+          </w:p>
+        </w:tc>
+        <w:tc>
+          <w:tcPr>
+            <w:tcBorders>
+              <w:bottom w:val="single" w:sz="8" w:space="0" w:color="000000"/>
+              <w:top w:val="single" w:sz="8" w:space="0" w:color="000000"/>
+              <w:left w:val="single" w:sz="8" w:space="0" w:color="000000"/>
+              <w:right w:val="single" w:sz="8" w:space="0" w:color="000000"/>
+            </w:tcBorders>
+            <w:shd w:val="clear" w:color="auto" w:fill="FFFFFF"/>
+            <w:tcMar>
+              <w:top w:w="0" w:type="dxa"/>
+              <w:bottom w:w="0" w:type="dxa"/>
+              <w:left w:w="0" w:type="dxa"/>
+              <w:right w:w="0" w:type="dxa"/>
+            </w:tcMar>
+            <w:vAlign w:val="top"/>
+          </w:tcPr>
+          <w:p>
+            <w:pPr>
+              <w:pStyle w:val="Normal"/>
+              <w:jc w:val="left"/>
+              <w:pBdr>
+                <w:bottom w:val="none" w:sz="0" w:space="0" w:color="000000"/>
+                <w:top w:val="none" w:sz="0" w:space="0" w:color="000000"/>
+                <w:left w:val="none" w:sz="0" w:space="0" w:color="000000"/>
+                <w:right w:val="none" w:sz="0" w:space="0" w:color="000000"/>
+              </w:pBdr>
+              <w:spacing w:after="120" w:before="120" w:line="240"/>
+              <w:ind w:left="120" w:right="120" w:firstLine="0" w:firstLineChars="0"/>
+              <w:rPr>
+                <w:rFonts w:ascii="Helvetica" w:hAnsi="Helvetica" w:eastAsia="Helvetica" w:cs="Helvetica"/>
+                <w:i w:val="false"/>
+                <w:b w:val="false"/>
+                <w:u w:val="none"/>
+                <w:sz w:val="22"/>
+                <w:szCs w:val="22"/>
+                <w:color w:val="000000"/>
+              </w:rPr>
+            </w:pPr>
+            <w:r>
+              <w:rPr>
+                <w:rFonts w:ascii="Helvetica" w:hAnsi="Helvetica" w:eastAsia="Helvetica" w:cs="Helvetica"/>
+                <w:i w:val="false"/>
+                <w:b w:val="false"/>
+                <w:u w:val="none"/>
+                <w:sz w:val="22"/>
+                <w:szCs w:val="22"/>
+                <w:color w:val="000000"/>
+              </w:rPr>
+              <w:t xml:space="preserve">0.5399</w:t>
             </w:r>
           </w:p>
         </w:tc>
@@ -4170,7 +4170,7 @@
                 <w:szCs w:val="22"/>
                 <w:color w:val="000000"/>
               </w:rPr>
-              <w:t xml:space="preserve">-5.56 </w:t>
+              <w:t xml:space="preserve">-3.25 </w:t>
             </w:r>
           </w:p>
         </w:tc>
@@ -4230,7 +4230,7 @@
       </w:tr>
       <w:tr>
         <w:trPr>
-          <w:trHeight w:val="670" w:hRule="auto"/>
+          <w:trHeight w:val="631" w:hRule="auto"/>
         </w:trPr>
         body14
         <w:tc>
@@ -4335,113 +4335,113 @@
                 <w:szCs w:val="22"/>
                 <w:color w:val="000000"/>
               </w:rPr>
-              <w:t xml:space="preserve">0.012</w:t>
-            </w:r>
-          </w:p>
-        </w:tc>
-        <w:tc>
-          <w:tcPr>
-            <w:tcBorders>
-              <w:bottom w:val="single" w:sz="8" w:space="0" w:color="000000"/>
-              <w:top w:val="single" w:sz="8" w:space="0" w:color="000000"/>
-              <w:left w:val="single" w:sz="8" w:space="0" w:color="000000"/>
-              <w:right w:val="single" w:sz="8" w:space="0" w:color="000000"/>
-            </w:tcBorders>
-            <w:shd w:val="clear" w:color="auto" w:fill="FFFFFF"/>
-            <w:tcMar>
-              <w:top w:w="0" w:type="dxa"/>
-              <w:bottom w:w="0" w:type="dxa"/>
-              <w:left w:w="0" w:type="dxa"/>
-              <w:right w:w="0" w:type="dxa"/>
-            </w:tcMar>
-            <w:vAlign w:val="top"/>
-          </w:tcPr>
-          <w:p>
-            <w:pPr>
-              <w:pStyle w:val="Normal"/>
-              <w:jc w:val="left"/>
-              <w:pBdr>
-                <w:bottom w:val="none" w:sz="0" w:space="0" w:color="000000"/>
-                <w:top w:val="none" w:sz="0" w:space="0" w:color="000000"/>
-                <w:left w:val="none" w:sz="0" w:space="0" w:color="000000"/>
-                <w:right w:val="none" w:sz="0" w:space="0" w:color="000000"/>
-              </w:pBdr>
-              <w:spacing w:after="120" w:before="120" w:line="240"/>
-              <w:ind w:left="120" w:right="120" w:firstLine="0" w:firstLineChars="0"/>
-              <w:rPr>
-                <w:rFonts w:ascii="Helvetica" w:hAnsi="Helvetica" w:eastAsia="Helvetica" w:cs="Helvetica"/>
-                <w:i w:val="false"/>
-                <w:b w:val="false"/>
-                <w:u w:val="none"/>
-                <w:sz w:val="22"/>
-                <w:szCs w:val="22"/>
-                <w:color w:val="000000"/>
-              </w:rPr>
-            </w:pPr>
-            <w:r>
-              <w:rPr>
-                <w:rFonts w:ascii="Helvetica" w:hAnsi="Helvetica" w:eastAsia="Helvetica" w:cs="Helvetica"/>
-                <w:i w:val="false"/>
-                <w:b w:val="false"/>
-                <w:u w:val="none"/>
-                <w:sz w:val="22"/>
-                <w:szCs w:val="22"/>
-                <w:color w:val="000000"/>
-              </w:rPr>
-              <w:t xml:space="preserve">0.0309</w:t>
-            </w:r>
-          </w:p>
-        </w:tc>
-        <w:tc>
-          <w:tcPr>
-            <w:tcBorders>
-              <w:bottom w:val="single" w:sz="8" w:space="0" w:color="000000"/>
-              <w:top w:val="single" w:sz="8" w:space="0" w:color="000000"/>
-              <w:left w:val="single" w:sz="8" w:space="0" w:color="000000"/>
-              <w:right w:val="single" w:sz="8" w:space="0" w:color="000000"/>
-            </w:tcBorders>
-            <w:shd w:val="clear" w:color="auto" w:fill="FFFFFF"/>
-            <w:tcMar>
-              <w:top w:w="0" w:type="dxa"/>
-              <w:bottom w:w="0" w:type="dxa"/>
-              <w:left w:w="0" w:type="dxa"/>
-              <w:right w:w="0" w:type="dxa"/>
-            </w:tcMar>
-            <w:vAlign w:val="top"/>
-          </w:tcPr>
-          <w:p>
-            <w:pPr>
-              <w:pStyle w:val="Normal"/>
-              <w:jc w:val="left"/>
-              <w:pBdr>
-                <w:bottom w:val="none" w:sz="0" w:space="0" w:color="000000"/>
-                <w:top w:val="none" w:sz="0" w:space="0" w:color="000000"/>
-                <w:left w:val="none" w:sz="0" w:space="0" w:color="000000"/>
-                <w:right w:val="none" w:sz="0" w:space="0" w:color="000000"/>
-              </w:pBdr>
-              <w:spacing w:after="120" w:before="120" w:line="240"/>
-              <w:ind w:left="120" w:right="120" w:firstLine="0" w:firstLineChars="0"/>
-              <w:rPr>
-                <w:rFonts w:ascii="Helvetica" w:hAnsi="Helvetica" w:eastAsia="Helvetica" w:cs="Helvetica"/>
-                <w:i w:val="false"/>
-                <w:b w:val="false"/>
-                <w:u w:val="none"/>
-                <w:sz w:val="22"/>
-                <w:szCs w:val="22"/>
-                <w:color w:val="000000"/>
-              </w:rPr>
-            </w:pPr>
-            <w:r>
-              <w:rPr>
-                <w:rFonts w:ascii="Helvetica" w:hAnsi="Helvetica" w:eastAsia="Helvetica" w:cs="Helvetica"/>
-                <w:i w:val="false"/>
-                <w:b w:val="false"/>
-                <w:u w:val="none"/>
-                <w:sz w:val="22"/>
-                <w:szCs w:val="22"/>
-                <w:color w:val="000000"/>
-              </w:rPr>
-              <w:t xml:space="preserve">increasing</w:t>
+              <w:t xml:space="preserve">0.01 </w:t>
+            </w:r>
+          </w:p>
+        </w:tc>
+        <w:tc>
+          <w:tcPr>
+            <w:tcBorders>
+              <w:bottom w:val="single" w:sz="8" w:space="0" w:color="000000"/>
+              <w:top w:val="single" w:sz="8" w:space="0" w:color="000000"/>
+              <w:left w:val="single" w:sz="8" w:space="0" w:color="000000"/>
+              <w:right w:val="single" w:sz="8" w:space="0" w:color="000000"/>
+            </w:tcBorders>
+            <w:shd w:val="clear" w:color="auto" w:fill="FFFFFF"/>
+            <w:tcMar>
+              <w:top w:w="0" w:type="dxa"/>
+              <w:bottom w:w="0" w:type="dxa"/>
+              <w:left w:w="0" w:type="dxa"/>
+              <w:right w:w="0" w:type="dxa"/>
+            </w:tcMar>
+            <w:vAlign w:val="top"/>
+          </w:tcPr>
+          <w:p>
+            <w:pPr>
+              <w:pStyle w:val="Normal"/>
+              <w:jc w:val="left"/>
+              <w:pBdr>
+                <w:bottom w:val="none" w:sz="0" w:space="0" w:color="000000"/>
+                <w:top w:val="none" w:sz="0" w:space="0" w:color="000000"/>
+                <w:left w:val="none" w:sz="0" w:space="0" w:color="000000"/>
+                <w:right w:val="none" w:sz="0" w:space="0" w:color="000000"/>
+              </w:pBdr>
+              <w:spacing w:after="120" w:before="120" w:line="240"/>
+              <w:ind w:left="120" w:right="120" w:firstLine="0" w:firstLineChars="0"/>
+              <w:rPr>
+                <w:rFonts w:ascii="Helvetica" w:hAnsi="Helvetica" w:eastAsia="Helvetica" w:cs="Helvetica"/>
+                <w:i w:val="false"/>
+                <w:b w:val="false"/>
+                <w:u w:val="none"/>
+                <w:sz w:val="22"/>
+                <w:szCs w:val="22"/>
+                <w:color w:val="000000"/>
+              </w:rPr>
+            </w:pPr>
+            <w:r>
+              <w:rPr>
+                <w:rFonts w:ascii="Helvetica" w:hAnsi="Helvetica" w:eastAsia="Helvetica" w:cs="Helvetica"/>
+                <w:i w:val="false"/>
+                <w:b w:val="false"/>
+                <w:u w:val="none"/>
+                <w:sz w:val="22"/>
+                <w:szCs w:val="22"/>
+                <w:color w:val="000000"/>
+              </w:rPr>
+              <w:t xml:space="preserve">0.062</w:t>
+            </w:r>
+          </w:p>
+        </w:tc>
+        <w:tc>
+          <w:tcPr>
+            <w:tcBorders>
+              <w:bottom w:val="single" w:sz="8" w:space="0" w:color="000000"/>
+              <w:top w:val="single" w:sz="8" w:space="0" w:color="000000"/>
+              <w:left w:val="single" w:sz="8" w:space="0" w:color="000000"/>
+              <w:right w:val="single" w:sz="8" w:space="0" w:color="000000"/>
+            </w:tcBorders>
+            <w:shd w:val="clear" w:color="auto" w:fill="FFFFFF"/>
+            <w:tcMar>
+              <w:top w:w="0" w:type="dxa"/>
+              <w:bottom w:w="0" w:type="dxa"/>
+              <w:left w:w="0" w:type="dxa"/>
+              <w:right w:w="0" w:type="dxa"/>
+            </w:tcMar>
+            <w:vAlign w:val="top"/>
+          </w:tcPr>
+          <w:p>
+            <w:pPr>
+              <w:pStyle w:val="Normal"/>
+              <w:jc w:val="left"/>
+              <w:pBdr>
+                <w:bottom w:val="none" w:sz="0" w:space="0" w:color="000000"/>
+                <w:top w:val="none" w:sz="0" w:space="0" w:color="000000"/>
+                <w:left w:val="none" w:sz="0" w:space="0" w:color="000000"/>
+                <w:right w:val="none" w:sz="0" w:space="0" w:color="000000"/>
+              </w:pBdr>
+              <w:spacing w:after="120" w:before="120" w:line="240"/>
+              <w:ind w:left="120" w:right="120" w:firstLine="0" w:firstLineChars="0"/>
+              <w:rPr>
+                <w:rFonts w:ascii="Helvetica" w:hAnsi="Helvetica" w:eastAsia="Helvetica" w:cs="Helvetica"/>
+                <w:i w:val="false"/>
+                <w:b w:val="false"/>
+                <w:u w:val="none"/>
+                <w:sz w:val="22"/>
+                <w:szCs w:val="22"/>
+                <w:color w:val="000000"/>
+              </w:rPr>
+            </w:pPr>
+            <w:r>
+              <w:rPr>
+                <w:rFonts w:ascii="Helvetica" w:hAnsi="Helvetica" w:eastAsia="Helvetica" w:cs="Helvetica"/>
+                <w:i w:val="false"/>
+                <w:b w:val="false"/>
+                <w:u w:val="none"/>
+                <w:sz w:val="22"/>
+                <w:szCs w:val="22"/>
+                <w:color w:val="000000"/>
+              </w:rPr>
+              <w:t xml:space="preserve">no trend</w:t>
             </w:r>
           </w:p>
         </w:tc>
@@ -4494,7 +4494,7 @@
                 <w:szCs w:val="22"/>
                 <w:color w:val="000000"/>
               </w:rPr>
-              <w:t xml:space="preserve">-21.8  </w:t>
+              <w:t xml:space="preserve">-18.4  </w:t>
             </w:r>
           </w:p>
         </w:tc>
@@ -4659,60 +4659,60 @@
                 <w:szCs w:val="22"/>
                 <w:color w:val="000000"/>
               </w:rPr>
-              <w:t xml:space="preserve">0.076</w:t>
-            </w:r>
-          </w:p>
-        </w:tc>
-        <w:tc>
-          <w:tcPr>
-            <w:tcBorders>
-              <w:bottom w:val="single" w:sz="8" w:space="0" w:color="000000"/>
-              <w:top w:val="single" w:sz="8" w:space="0" w:color="000000"/>
-              <w:left w:val="single" w:sz="8" w:space="0" w:color="000000"/>
-              <w:right w:val="single" w:sz="8" w:space="0" w:color="000000"/>
-            </w:tcBorders>
-            <w:shd w:val="clear" w:color="auto" w:fill="FFFFFF"/>
-            <w:tcMar>
-              <w:top w:w="0" w:type="dxa"/>
-              <w:bottom w:w="0" w:type="dxa"/>
-              <w:left w:w="0" w:type="dxa"/>
-              <w:right w:w="0" w:type="dxa"/>
-            </w:tcMar>
-            <w:vAlign w:val="top"/>
-          </w:tcPr>
-          <w:p>
-            <w:pPr>
-              <w:pStyle w:val="Normal"/>
-              <w:jc w:val="left"/>
-              <w:pBdr>
-                <w:bottom w:val="none" w:sz="0" w:space="0" w:color="000000"/>
-                <w:top w:val="none" w:sz="0" w:space="0" w:color="000000"/>
-                <w:left w:val="none" w:sz="0" w:space="0" w:color="000000"/>
-                <w:right w:val="none" w:sz="0" w:space="0" w:color="000000"/>
-              </w:pBdr>
-              <w:spacing w:after="120" w:before="120" w:line="240"/>
-              <w:ind w:left="120" w:right="120" w:firstLine="0" w:firstLineChars="0"/>
-              <w:rPr>
-                <w:rFonts w:ascii="Helvetica" w:hAnsi="Helvetica" w:eastAsia="Helvetica" w:cs="Helvetica"/>
-                <w:i w:val="false"/>
-                <w:b w:val="false"/>
-                <w:u w:val="none"/>
-                <w:sz w:val="22"/>
-                <w:szCs w:val="22"/>
-                <w:color w:val="000000"/>
-              </w:rPr>
-            </w:pPr>
-            <w:r>
-              <w:rPr>
-                <w:rFonts w:ascii="Helvetica" w:hAnsi="Helvetica" w:eastAsia="Helvetica" w:cs="Helvetica"/>
-                <w:i w:val="false"/>
-                <w:b w:val="false"/>
-                <w:u w:val="none"/>
-                <w:sz w:val="22"/>
-                <w:szCs w:val="22"/>
-                <w:color w:val="000000"/>
-              </w:rPr>
-              <w:t xml:space="preserve">0.0116</w:t>
+              <w:t xml:space="preserve">0.069</w:t>
+            </w:r>
+          </w:p>
+        </w:tc>
+        <w:tc>
+          <w:tcPr>
+            <w:tcBorders>
+              <w:bottom w:val="single" w:sz="8" w:space="0" w:color="000000"/>
+              <w:top w:val="single" w:sz="8" w:space="0" w:color="000000"/>
+              <w:left w:val="single" w:sz="8" w:space="0" w:color="000000"/>
+              <w:right w:val="single" w:sz="8" w:space="0" w:color="000000"/>
+            </w:tcBorders>
+            <w:shd w:val="clear" w:color="auto" w:fill="FFFFFF"/>
+            <w:tcMar>
+              <w:top w:w="0" w:type="dxa"/>
+              <w:bottom w:w="0" w:type="dxa"/>
+              <w:left w:w="0" w:type="dxa"/>
+              <w:right w:w="0" w:type="dxa"/>
+            </w:tcMar>
+            <w:vAlign w:val="top"/>
+          </w:tcPr>
+          <w:p>
+            <w:pPr>
+              <w:pStyle w:val="Normal"/>
+              <w:jc w:val="left"/>
+              <w:pBdr>
+                <w:bottom w:val="none" w:sz="0" w:space="0" w:color="000000"/>
+                <w:top w:val="none" w:sz="0" w:space="0" w:color="000000"/>
+                <w:left w:val="none" w:sz="0" w:space="0" w:color="000000"/>
+                <w:right w:val="none" w:sz="0" w:space="0" w:color="000000"/>
+              </w:pBdr>
+              <w:spacing w:after="120" w:before="120" w:line="240"/>
+              <w:ind w:left="120" w:right="120" w:firstLine="0" w:firstLineChars="0"/>
+              <w:rPr>
+                <w:rFonts w:ascii="Helvetica" w:hAnsi="Helvetica" w:eastAsia="Helvetica" w:cs="Helvetica"/>
+                <w:i w:val="false"/>
+                <w:b w:val="false"/>
+                <w:u w:val="none"/>
+                <w:sz w:val="22"/>
+                <w:szCs w:val="22"/>
+                <w:color w:val="000000"/>
+              </w:rPr>
+            </w:pPr>
+            <w:r>
+              <w:rPr>
+                <w:rFonts w:ascii="Helvetica" w:hAnsi="Helvetica" w:eastAsia="Helvetica" w:cs="Helvetica"/>
+                <w:i w:val="false"/>
+                <w:b w:val="false"/>
+                <w:u w:val="none"/>
+                <w:sz w:val="22"/>
+                <w:szCs w:val="22"/>
+                <w:color w:val="000000"/>
+              </w:rPr>
+              <w:t xml:space="preserve">0.0246</w:t>
             </w:r>
           </w:p>
         </w:tc>
@@ -4818,7 +4818,7 @@
                 <w:szCs w:val="22"/>
                 <w:color w:val="000000"/>
               </w:rPr>
-              <w:t xml:space="preserve">-147    </w:t>
+              <w:t xml:space="preserve">-131    </w:t>
             </w:r>
           </w:p>
         </w:tc>
@@ -4983,60 +4983,60 @@
                 <w:szCs w:val="22"/>
                 <w:color w:val="000000"/>
               </w:rPr>
-              <w:t xml:space="preserve">0.061</w:t>
-            </w:r>
-          </w:p>
-        </w:tc>
-        <w:tc>
-          <w:tcPr>
-            <w:tcBorders>
-              <w:bottom w:val="single" w:sz="8" w:space="0" w:color="000000"/>
-              <w:top w:val="single" w:sz="8" w:space="0" w:color="000000"/>
-              <w:left w:val="single" w:sz="8" w:space="0" w:color="000000"/>
-              <w:right w:val="single" w:sz="8" w:space="0" w:color="000000"/>
-            </w:tcBorders>
-            <w:shd w:val="clear" w:color="auto" w:fill="FFFFFF"/>
-            <w:tcMar>
-              <w:top w:w="0" w:type="dxa"/>
-              <w:bottom w:w="0" w:type="dxa"/>
-              <w:left w:w="0" w:type="dxa"/>
-              <w:right w:w="0" w:type="dxa"/>
-            </w:tcMar>
-            <w:vAlign w:val="top"/>
-          </w:tcPr>
-          <w:p>
-            <w:pPr>
-              <w:pStyle w:val="Normal"/>
-              <w:jc w:val="left"/>
-              <w:pBdr>
-                <w:bottom w:val="none" w:sz="0" w:space="0" w:color="000000"/>
-                <w:top w:val="none" w:sz="0" w:space="0" w:color="000000"/>
-                <w:left w:val="none" w:sz="0" w:space="0" w:color="000000"/>
-                <w:right w:val="none" w:sz="0" w:space="0" w:color="000000"/>
-              </w:pBdr>
-              <w:spacing w:after="120" w:before="120" w:line="240"/>
-              <w:ind w:left="120" w:right="120" w:firstLine="0" w:firstLineChars="0"/>
-              <w:rPr>
-                <w:rFonts w:ascii="Helvetica" w:hAnsi="Helvetica" w:eastAsia="Helvetica" w:cs="Helvetica"/>
-                <w:i w:val="false"/>
-                <w:b w:val="false"/>
-                <w:u w:val="none"/>
-                <w:sz w:val="22"/>
-                <w:szCs w:val="22"/>
-                <w:color w:val="000000"/>
-              </w:rPr>
-            </w:pPr>
-            <w:r>
-              <w:rPr>
-                <w:rFonts w:ascii="Helvetica" w:hAnsi="Helvetica" w:eastAsia="Helvetica" w:cs="Helvetica"/>
-                <w:i w:val="false"/>
-                <w:b w:val="false"/>
-                <w:u w:val="none"/>
-                <w:sz w:val="22"/>
-                <w:szCs w:val="22"/>
-                <w:color w:val="000000"/>
-              </w:rPr>
-              <w:t xml:space="preserve">0.0155</w:t>
+              <w:t xml:space="preserve">0.058</w:t>
+            </w:r>
+          </w:p>
+        </w:tc>
+        <w:tc>
+          <w:tcPr>
+            <w:tcBorders>
+              <w:bottom w:val="single" w:sz="8" w:space="0" w:color="000000"/>
+              <w:top w:val="single" w:sz="8" w:space="0" w:color="000000"/>
+              <w:left w:val="single" w:sz="8" w:space="0" w:color="000000"/>
+              <w:right w:val="single" w:sz="8" w:space="0" w:color="000000"/>
+            </w:tcBorders>
+            <w:shd w:val="clear" w:color="auto" w:fill="FFFFFF"/>
+            <w:tcMar>
+              <w:top w:w="0" w:type="dxa"/>
+              <w:bottom w:w="0" w:type="dxa"/>
+              <w:left w:w="0" w:type="dxa"/>
+              <w:right w:w="0" w:type="dxa"/>
+            </w:tcMar>
+            <w:vAlign w:val="top"/>
+          </w:tcPr>
+          <w:p>
+            <w:pPr>
+              <w:pStyle w:val="Normal"/>
+              <w:jc w:val="left"/>
+              <w:pBdr>
+                <w:bottom w:val="none" w:sz="0" w:space="0" w:color="000000"/>
+                <w:top w:val="none" w:sz="0" w:space="0" w:color="000000"/>
+                <w:left w:val="none" w:sz="0" w:space="0" w:color="000000"/>
+                <w:right w:val="none" w:sz="0" w:space="0" w:color="000000"/>
+              </w:pBdr>
+              <w:spacing w:after="120" w:before="120" w:line="240"/>
+              <w:ind w:left="120" w:right="120" w:firstLine="0" w:firstLineChars="0"/>
+              <w:rPr>
+                <w:rFonts w:ascii="Helvetica" w:hAnsi="Helvetica" w:eastAsia="Helvetica" w:cs="Helvetica"/>
+                <w:i w:val="false"/>
+                <w:b w:val="false"/>
+                <w:u w:val="none"/>
+                <w:sz w:val="22"/>
+                <w:szCs w:val="22"/>
+                <w:color w:val="000000"/>
+              </w:rPr>
+            </w:pPr>
+            <w:r>
+              <w:rPr>
+                <w:rFonts w:ascii="Helvetica" w:hAnsi="Helvetica" w:eastAsia="Helvetica" w:cs="Helvetica"/>
+                <w:i w:val="false"/>
+                <w:b w:val="false"/>
+                <w:u w:val="none"/>
+                <w:sz w:val="22"/>
+                <w:szCs w:val="22"/>
+                <w:color w:val="000000"/>
+              </w:rPr>
+              <w:t xml:space="preserve">0.0325</w:t>
             </w:r>
           </w:p>
         </w:tc>
@@ -5142,7 +5142,7 @@
                 <w:szCs w:val="22"/>
                 <w:color w:val="000000"/>
               </w:rPr>
-              <w:t xml:space="preserve">-117    </w:t>
+              <w:t xml:space="preserve">-108    </w:t>
             </w:r>
           </w:p>
         </w:tc>
@@ -5360,7 +5360,7 @@
                 <w:szCs w:val="22"/>
                 <w:color w:val="000000"/>
               </w:rPr>
-              <w:t xml:space="preserve">0.0035</w:t>
+              <w:t xml:space="preserve">0.0079</w:t>
             </w:r>
           </w:p>
         </w:tc>
@@ -5466,7 +5466,7 @@
                 <w:szCs w:val="22"/>
                 <w:color w:val="000000"/>
               </w:rPr>
-              <w:t xml:space="preserve">-1.62 </w:t>
+              <w:t xml:space="preserve">-1.52 </w:t>
             </w:r>
           </w:p>
         </w:tc>
@@ -5631,60 +5631,60 @@
                 <w:szCs w:val="22"/>
                 <w:color w:val="000000"/>
               </w:rPr>
-              <w:t xml:space="preserve">0.001</w:t>
-            </w:r>
-          </w:p>
-        </w:tc>
-        <w:tc>
-          <w:tcPr>
-            <w:tcBorders>
-              <w:bottom w:val="single" w:sz="8" w:space="0" w:color="000000"/>
-              <w:top w:val="single" w:sz="8" w:space="0" w:color="000000"/>
-              <w:left w:val="single" w:sz="8" w:space="0" w:color="000000"/>
-              <w:right w:val="single" w:sz="8" w:space="0" w:color="000000"/>
-            </w:tcBorders>
-            <w:shd w:val="clear" w:color="auto" w:fill="FFFFFF"/>
-            <w:tcMar>
-              <w:top w:w="0" w:type="dxa"/>
-              <w:bottom w:w="0" w:type="dxa"/>
-              <w:left w:w="0" w:type="dxa"/>
-              <w:right w:w="0" w:type="dxa"/>
-            </w:tcMar>
-            <w:vAlign w:val="top"/>
-          </w:tcPr>
-          <w:p>
-            <w:pPr>
-              <w:pStyle w:val="Normal"/>
-              <w:jc w:val="left"/>
-              <w:pBdr>
-                <w:bottom w:val="none" w:sz="0" w:space="0" w:color="000000"/>
-                <w:top w:val="none" w:sz="0" w:space="0" w:color="000000"/>
-                <w:left w:val="none" w:sz="0" w:space="0" w:color="000000"/>
-                <w:right w:val="none" w:sz="0" w:space="0" w:color="000000"/>
-              </w:pBdr>
-              <w:spacing w:after="120" w:before="120" w:line="240"/>
-              <w:ind w:left="120" w:right="120" w:firstLine="0" w:firstLineChars="0"/>
-              <w:rPr>
-                <w:rFonts w:ascii="Helvetica" w:hAnsi="Helvetica" w:eastAsia="Helvetica" w:cs="Helvetica"/>
-                <w:i w:val="false"/>
-                <w:b w:val="false"/>
-                <w:u w:val="none"/>
-                <w:sz w:val="22"/>
-                <w:szCs w:val="22"/>
-                <w:color w:val="000000"/>
-              </w:rPr>
-            </w:pPr>
-            <w:r>
-              <w:rPr>
-                <w:rFonts w:ascii="Helvetica" w:hAnsi="Helvetica" w:eastAsia="Helvetica" w:cs="Helvetica"/>
-                <w:i w:val="false"/>
-                <w:b w:val="false"/>
-                <w:u w:val="none"/>
-                <w:sz w:val="22"/>
-                <w:szCs w:val="22"/>
-                <w:color w:val="000000"/>
-              </w:rPr>
-              <w:t xml:space="preserve">0.7636</w:t>
+              <w:t xml:space="preserve">0    </w:t>
+            </w:r>
+          </w:p>
+        </w:tc>
+        <w:tc>
+          <w:tcPr>
+            <w:tcBorders>
+              <w:bottom w:val="single" w:sz="8" w:space="0" w:color="000000"/>
+              <w:top w:val="single" w:sz="8" w:space="0" w:color="000000"/>
+              <w:left w:val="single" w:sz="8" w:space="0" w:color="000000"/>
+              <w:right w:val="single" w:sz="8" w:space="0" w:color="000000"/>
+            </w:tcBorders>
+            <w:shd w:val="clear" w:color="auto" w:fill="FFFFFF"/>
+            <w:tcMar>
+              <w:top w:w="0" w:type="dxa"/>
+              <w:bottom w:w="0" w:type="dxa"/>
+              <w:left w:w="0" w:type="dxa"/>
+              <w:right w:w="0" w:type="dxa"/>
+            </w:tcMar>
+            <w:vAlign w:val="top"/>
+          </w:tcPr>
+          <w:p>
+            <w:pPr>
+              <w:pStyle w:val="Normal"/>
+              <w:jc w:val="left"/>
+              <w:pBdr>
+                <w:bottom w:val="none" w:sz="0" w:space="0" w:color="000000"/>
+                <w:top w:val="none" w:sz="0" w:space="0" w:color="000000"/>
+                <w:left w:val="none" w:sz="0" w:space="0" w:color="000000"/>
+                <w:right w:val="none" w:sz="0" w:space="0" w:color="000000"/>
+              </w:pBdr>
+              <w:spacing w:after="120" w:before="120" w:line="240"/>
+              <w:ind w:left="120" w:right="120" w:firstLine="0" w:firstLineChars="0"/>
+              <w:rPr>
+                <w:rFonts w:ascii="Helvetica" w:hAnsi="Helvetica" w:eastAsia="Helvetica" w:cs="Helvetica"/>
+                <w:i w:val="false"/>
+                <w:b w:val="false"/>
+                <w:u w:val="none"/>
+                <w:sz w:val="22"/>
+                <w:szCs w:val="22"/>
+                <w:color w:val="000000"/>
+              </w:rPr>
+            </w:pPr>
+            <w:r>
+              <w:rPr>
+                <w:rFonts w:ascii="Helvetica" w:hAnsi="Helvetica" w:eastAsia="Helvetica" w:cs="Helvetica"/>
+                <w:i w:val="false"/>
+                <w:b w:val="false"/>
+                <w:u w:val="none"/>
+                <w:sz w:val="22"/>
+                <w:szCs w:val="22"/>
+                <w:color w:val="000000"/>
+              </w:rPr>
+              <w:t xml:space="preserve">0.9674</w:t>
             </w:r>
           </w:p>
         </w:tc>
@@ -5790,7 +5790,7 @@
                 <w:szCs w:val="22"/>
                 <w:color w:val="000000"/>
               </w:rPr>
-              <w:t xml:space="preserve">-0.733</w:t>
+              <w:t xml:space="preserve">0.749</w:t>
             </w:r>
           </w:p>
         </w:tc>
@@ -5955,60 +5955,60 @@
                 <w:szCs w:val="22"/>
                 <w:color w:val="000000"/>
               </w:rPr>
-              <w:t xml:space="preserve">0.007</w:t>
-            </w:r>
-          </w:p>
-        </w:tc>
-        <w:tc>
-          <w:tcPr>
-            <w:tcBorders>
-              <w:bottom w:val="single" w:sz="8" w:space="0" w:color="000000"/>
-              <w:top w:val="single" w:sz="8" w:space="0" w:color="000000"/>
-              <w:left w:val="single" w:sz="8" w:space="0" w:color="000000"/>
-              <w:right w:val="single" w:sz="8" w:space="0" w:color="000000"/>
-            </w:tcBorders>
-            <w:shd w:val="clear" w:color="auto" w:fill="FFFFFF"/>
-            <w:tcMar>
-              <w:top w:w="0" w:type="dxa"/>
-              <w:bottom w:w="0" w:type="dxa"/>
-              <w:left w:w="0" w:type="dxa"/>
-              <w:right w:w="0" w:type="dxa"/>
-            </w:tcMar>
-            <w:vAlign w:val="top"/>
-          </w:tcPr>
-          <w:p>
-            <w:pPr>
-              <w:pStyle w:val="Normal"/>
-              <w:jc w:val="left"/>
-              <w:pBdr>
-                <w:bottom w:val="none" w:sz="0" w:space="0" w:color="000000"/>
-                <w:top w:val="none" w:sz="0" w:space="0" w:color="000000"/>
-                <w:left w:val="none" w:sz="0" w:space="0" w:color="000000"/>
-                <w:right w:val="none" w:sz="0" w:space="0" w:color="000000"/>
-              </w:pBdr>
-              <w:spacing w:after="120" w:before="120" w:line="240"/>
-              <w:ind w:left="120" w:right="120" w:firstLine="0" w:firstLineChars="0"/>
-              <w:rPr>
-                <w:rFonts w:ascii="Helvetica" w:hAnsi="Helvetica" w:eastAsia="Helvetica" w:cs="Helvetica"/>
-                <w:i w:val="false"/>
-                <w:b w:val="false"/>
-                <w:u w:val="none"/>
-                <w:sz w:val="22"/>
-                <w:szCs w:val="22"/>
-                <w:color w:val="000000"/>
-              </w:rPr>
-            </w:pPr>
-            <w:r>
-              <w:rPr>
-                <w:rFonts w:ascii="Helvetica" w:hAnsi="Helvetica" w:eastAsia="Helvetica" w:cs="Helvetica"/>
-                <w:i w:val="false"/>
-                <w:b w:val="false"/>
-                <w:u w:val="none"/>
-                <w:sz w:val="22"/>
-                <w:szCs w:val="22"/>
-                <w:color w:val="000000"/>
-              </w:rPr>
-              <w:t xml:space="preserve">0.0237</w:t>
+              <w:t xml:space="preserve">0.006</w:t>
+            </w:r>
+          </w:p>
+        </w:tc>
+        <w:tc>
+          <w:tcPr>
+            <w:tcBorders>
+              <w:bottom w:val="single" w:sz="8" w:space="0" w:color="000000"/>
+              <w:top w:val="single" w:sz="8" w:space="0" w:color="000000"/>
+              <w:left w:val="single" w:sz="8" w:space="0" w:color="000000"/>
+              <w:right w:val="single" w:sz="8" w:space="0" w:color="000000"/>
+            </w:tcBorders>
+            <w:shd w:val="clear" w:color="auto" w:fill="FFFFFF"/>
+            <w:tcMar>
+              <w:top w:w="0" w:type="dxa"/>
+              <w:bottom w:w="0" w:type="dxa"/>
+              <w:left w:w="0" w:type="dxa"/>
+              <w:right w:w="0" w:type="dxa"/>
+            </w:tcMar>
+            <w:vAlign w:val="top"/>
+          </w:tcPr>
+          <w:p>
+            <w:pPr>
+              <w:pStyle w:val="Normal"/>
+              <w:jc w:val="left"/>
+              <w:pBdr>
+                <w:bottom w:val="none" w:sz="0" w:space="0" w:color="000000"/>
+                <w:top w:val="none" w:sz="0" w:space="0" w:color="000000"/>
+                <w:left w:val="none" w:sz="0" w:space="0" w:color="000000"/>
+                <w:right w:val="none" w:sz="0" w:space="0" w:color="000000"/>
+              </w:pBdr>
+              <w:spacing w:after="120" w:before="120" w:line="240"/>
+              <w:ind w:left="120" w:right="120" w:firstLine="0" w:firstLineChars="0"/>
+              <w:rPr>
+                <w:rFonts w:ascii="Helvetica" w:hAnsi="Helvetica" w:eastAsia="Helvetica" w:cs="Helvetica"/>
+                <w:i w:val="false"/>
+                <w:b w:val="false"/>
+                <w:u w:val="none"/>
+                <w:sz w:val="22"/>
+                <w:szCs w:val="22"/>
+                <w:color w:val="000000"/>
+              </w:rPr>
+            </w:pPr>
+            <w:r>
+              <w:rPr>
+                <w:rFonts w:ascii="Helvetica" w:hAnsi="Helvetica" w:eastAsia="Helvetica" w:cs="Helvetica"/>
+                <w:i w:val="false"/>
+                <w:b w:val="false"/>
+                <w:u w:val="none"/>
+                <w:sz w:val="22"/>
+                <w:szCs w:val="22"/>
+                <w:color w:val="000000"/>
+              </w:rPr>
+              <w:t xml:space="preserve">0.0483</w:t>
             </w:r>
           </w:p>
         </w:tc>
@@ -6114,7 +6114,7 @@
                 <w:szCs w:val="22"/>
                 <w:color w:val="000000"/>
               </w:rPr>
-              <w:t xml:space="preserve">-14.2  </w:t>
+              <w:t xml:space="preserve">-11.6  </w:t>
             </w:r>
           </w:p>
         </w:tc>
@@ -6279,60 +6279,60 @@
                 <w:szCs w:val="22"/>
                 <w:color w:val="000000"/>
               </w:rPr>
-              <w:t xml:space="preserve">0.013</w:t>
-            </w:r>
-          </w:p>
-        </w:tc>
-        <w:tc>
-          <w:tcPr>
-            <w:tcBorders>
-              <w:bottom w:val="single" w:sz="8" w:space="0" w:color="000000"/>
-              <w:top w:val="single" w:sz="8" w:space="0" w:color="000000"/>
-              <w:left w:val="single" w:sz="8" w:space="0" w:color="000000"/>
-              <w:right w:val="single" w:sz="8" w:space="0" w:color="000000"/>
-            </w:tcBorders>
-            <w:shd w:val="clear" w:color="auto" w:fill="FFFFFF"/>
-            <w:tcMar>
-              <w:top w:w="0" w:type="dxa"/>
-              <w:bottom w:w="0" w:type="dxa"/>
-              <w:left w:w="0" w:type="dxa"/>
-              <w:right w:w="0" w:type="dxa"/>
-            </w:tcMar>
-            <w:vAlign w:val="top"/>
-          </w:tcPr>
-          <w:p>
-            <w:pPr>
-              <w:pStyle w:val="Normal"/>
-              <w:jc w:val="left"/>
-              <w:pBdr>
-                <w:bottom w:val="none" w:sz="0" w:space="0" w:color="000000"/>
-                <w:top w:val="none" w:sz="0" w:space="0" w:color="000000"/>
-                <w:left w:val="none" w:sz="0" w:space="0" w:color="000000"/>
-                <w:right w:val="none" w:sz="0" w:space="0" w:color="000000"/>
-              </w:pBdr>
-              <w:spacing w:after="120" w:before="120" w:line="240"/>
-              <w:ind w:left="120" w:right="120" w:firstLine="0" w:firstLineChars="0"/>
-              <w:rPr>
-                <w:rFonts w:ascii="Helvetica" w:hAnsi="Helvetica" w:eastAsia="Helvetica" w:cs="Helvetica"/>
-                <w:i w:val="false"/>
-                <w:b w:val="false"/>
-                <w:u w:val="none"/>
-                <w:sz w:val="22"/>
-                <w:szCs w:val="22"/>
-                <w:color w:val="000000"/>
-              </w:rPr>
-            </w:pPr>
-            <w:r>
-              <w:rPr>
-                <w:rFonts w:ascii="Helvetica" w:hAnsi="Helvetica" w:eastAsia="Helvetica" w:cs="Helvetica"/>
-                <w:i w:val="false"/>
-                <w:b w:val="false"/>
-                <w:u w:val="none"/>
-                <w:sz w:val="22"/>
-                <w:szCs w:val="22"/>
-                <w:color w:val="000000"/>
-              </w:rPr>
-              <w:t xml:space="preserve">0.3953</w:t>
+              <w:t xml:space="preserve">0.007</w:t>
+            </w:r>
+          </w:p>
+        </w:tc>
+        <w:tc>
+          <w:tcPr>
+            <w:tcBorders>
+              <w:bottom w:val="single" w:sz="8" w:space="0" w:color="000000"/>
+              <w:top w:val="single" w:sz="8" w:space="0" w:color="000000"/>
+              <w:left w:val="single" w:sz="8" w:space="0" w:color="000000"/>
+              <w:right w:val="single" w:sz="8" w:space="0" w:color="000000"/>
+            </w:tcBorders>
+            <w:shd w:val="clear" w:color="auto" w:fill="FFFFFF"/>
+            <w:tcMar>
+              <w:top w:w="0" w:type="dxa"/>
+              <w:bottom w:w="0" w:type="dxa"/>
+              <w:left w:w="0" w:type="dxa"/>
+              <w:right w:w="0" w:type="dxa"/>
+            </w:tcMar>
+            <w:vAlign w:val="top"/>
+          </w:tcPr>
+          <w:p>
+            <w:pPr>
+              <w:pStyle w:val="Normal"/>
+              <w:jc w:val="left"/>
+              <w:pBdr>
+                <w:bottom w:val="none" w:sz="0" w:space="0" w:color="000000"/>
+                <w:top w:val="none" w:sz="0" w:space="0" w:color="000000"/>
+                <w:left w:val="none" w:sz="0" w:space="0" w:color="000000"/>
+                <w:right w:val="none" w:sz="0" w:space="0" w:color="000000"/>
+              </w:pBdr>
+              <w:spacing w:after="120" w:before="120" w:line="240"/>
+              <w:ind w:left="120" w:right="120" w:firstLine="0" w:firstLineChars="0"/>
+              <w:rPr>
+                <w:rFonts w:ascii="Helvetica" w:hAnsi="Helvetica" w:eastAsia="Helvetica" w:cs="Helvetica"/>
+                <w:i w:val="false"/>
+                <w:b w:val="false"/>
+                <w:u w:val="none"/>
+                <w:sz w:val="22"/>
+                <w:szCs w:val="22"/>
+                <w:color w:val="000000"/>
+              </w:rPr>
+            </w:pPr>
+            <w:r>
+              <w:rPr>
+                <w:rFonts w:ascii="Helvetica" w:hAnsi="Helvetica" w:eastAsia="Helvetica" w:cs="Helvetica"/>
+                <w:i w:val="false"/>
+                <w:b w:val="false"/>
+                <w:u w:val="none"/>
+                <w:sz w:val="22"/>
+                <w:szCs w:val="22"/>
+                <w:color w:val="000000"/>
+              </w:rPr>
+              <w:t xml:space="preserve">0.6143</w:t>
             </w:r>
           </w:p>
         </w:tc>
@@ -6438,7 +6438,7 @@
                 <w:szCs w:val="22"/>
                 <w:color w:val="000000"/>
               </w:rPr>
-              <w:t xml:space="preserve">-24.3  </w:t>
+              <w:t xml:space="preserve">-11.4  </w:t>
             </w:r>
           </w:p>
         </w:tc>
@@ -6603,60 +6603,60 @@
                 <w:szCs w:val="22"/>
                 <w:color w:val="000000"/>
               </w:rPr>
-              <w:t xml:space="preserve">0.025</w:t>
-            </w:r>
-          </w:p>
-        </w:tc>
-        <w:tc>
-          <w:tcPr>
-            <w:tcBorders>
-              <w:bottom w:val="single" w:sz="8" w:space="0" w:color="000000"/>
-              <w:top w:val="single" w:sz="8" w:space="0" w:color="000000"/>
-              <w:left w:val="single" w:sz="8" w:space="0" w:color="000000"/>
-              <w:right w:val="single" w:sz="8" w:space="0" w:color="000000"/>
-            </w:tcBorders>
-            <w:shd w:val="clear" w:color="auto" w:fill="FFFFFF"/>
-            <w:tcMar>
-              <w:top w:w="0" w:type="dxa"/>
-              <w:bottom w:w="0" w:type="dxa"/>
-              <w:left w:w="0" w:type="dxa"/>
-              <w:right w:w="0" w:type="dxa"/>
-            </w:tcMar>
-            <w:vAlign w:val="top"/>
-          </w:tcPr>
-          <w:p>
-            <w:pPr>
-              <w:pStyle w:val="Normal"/>
-              <w:jc w:val="left"/>
-              <w:pBdr>
-                <w:bottom w:val="none" w:sz="0" w:space="0" w:color="000000"/>
-                <w:top w:val="none" w:sz="0" w:space="0" w:color="000000"/>
-                <w:left w:val="none" w:sz="0" w:space="0" w:color="000000"/>
-                <w:right w:val="none" w:sz="0" w:space="0" w:color="000000"/>
-              </w:pBdr>
-              <w:spacing w:after="120" w:before="120" w:line="240"/>
-              <w:ind w:left="120" w:right="120" w:firstLine="0" w:firstLineChars="0"/>
-              <w:rPr>
-                <w:rFonts w:ascii="Helvetica" w:hAnsi="Helvetica" w:eastAsia="Helvetica" w:cs="Helvetica"/>
-                <w:i w:val="false"/>
-                <w:b w:val="false"/>
-                <w:u w:val="none"/>
-                <w:sz w:val="22"/>
-                <w:szCs w:val="22"/>
-                <w:color w:val="000000"/>
-              </w:rPr>
-            </w:pPr>
-            <w:r>
-              <w:rPr>
-                <w:rFonts w:ascii="Helvetica" w:hAnsi="Helvetica" w:eastAsia="Helvetica" w:cs="Helvetica"/>
-                <w:i w:val="false"/>
-                <w:b w:val="false"/>
-                <w:u w:val="none"/>
-                <w:sz w:val="22"/>
-                <w:szCs w:val="22"/>
-                <w:color w:val="000000"/>
-              </w:rPr>
-              <w:t xml:space="preserve">0.1326</w:t>
+              <w:t xml:space="preserve">0.02 </w:t>
+            </w:r>
+          </w:p>
+        </w:tc>
+        <w:tc>
+          <w:tcPr>
+            <w:tcBorders>
+              <w:bottom w:val="single" w:sz="8" w:space="0" w:color="000000"/>
+              <w:top w:val="single" w:sz="8" w:space="0" w:color="000000"/>
+              <w:left w:val="single" w:sz="8" w:space="0" w:color="000000"/>
+              <w:right w:val="single" w:sz="8" w:space="0" w:color="000000"/>
+            </w:tcBorders>
+            <w:shd w:val="clear" w:color="auto" w:fill="FFFFFF"/>
+            <w:tcMar>
+              <w:top w:w="0" w:type="dxa"/>
+              <w:bottom w:w="0" w:type="dxa"/>
+              <w:left w:w="0" w:type="dxa"/>
+              <w:right w:w="0" w:type="dxa"/>
+            </w:tcMar>
+            <w:vAlign w:val="top"/>
+          </w:tcPr>
+          <w:p>
+            <w:pPr>
+              <w:pStyle w:val="Normal"/>
+              <w:jc w:val="left"/>
+              <w:pBdr>
+                <w:bottom w:val="none" w:sz="0" w:space="0" w:color="000000"/>
+                <w:top w:val="none" w:sz="0" w:space="0" w:color="000000"/>
+                <w:left w:val="none" w:sz="0" w:space="0" w:color="000000"/>
+                <w:right w:val="none" w:sz="0" w:space="0" w:color="000000"/>
+              </w:pBdr>
+              <w:spacing w:after="120" w:before="120" w:line="240"/>
+              <w:ind w:left="120" w:right="120" w:firstLine="0" w:firstLineChars="0"/>
+              <w:rPr>
+                <w:rFonts w:ascii="Helvetica" w:hAnsi="Helvetica" w:eastAsia="Helvetica" w:cs="Helvetica"/>
+                <w:i w:val="false"/>
+                <w:b w:val="false"/>
+                <w:u w:val="none"/>
+                <w:sz w:val="22"/>
+                <w:szCs w:val="22"/>
+                <w:color w:val="000000"/>
+              </w:rPr>
+            </w:pPr>
+            <w:r>
+              <w:rPr>
+                <w:rFonts w:ascii="Helvetica" w:hAnsi="Helvetica" w:eastAsia="Helvetica" w:cs="Helvetica"/>
+                <w:i w:val="false"/>
+                <w:b w:val="false"/>
+                <w:u w:val="none"/>
+                <w:sz w:val="22"/>
+                <w:szCs w:val="22"/>
+                <w:color w:val="000000"/>
+              </w:rPr>
+              <w:t xml:space="preserve">0.236</w:t>
             </w:r>
           </w:p>
         </w:tc>
@@ -6762,7 +6762,7 @@
                 <w:szCs w:val="22"/>
                 <w:color w:val="000000"/>
               </w:rPr>
-              <w:t xml:space="preserve">-46    </w:t>
+              <w:t xml:space="preserve">-36    </w:t>
             </w:r>
           </w:p>
         </w:tc>
@@ -6980,7 +6980,7 @@
                 <w:szCs w:val="22"/>
                 <w:color w:val="000000"/>
               </w:rPr>
-              <w:t xml:space="preserve">0.1021</w:t>
+              <w:t xml:space="preserve">0.0886</w:t>
             </w:r>
           </w:p>
         </w:tc>
@@ -7086,7 +7086,7 @@
                 <w:szCs w:val="22"/>
                 <w:color w:val="000000"/>
               </w:rPr>
-              <w:t xml:space="preserve">-0.691</w:t>
+              <w:t xml:space="preserve">-0.762</w:t>
             </w:r>
           </w:p>
         </w:tc>
@@ -7304,7 +7304,7 @@
                 <w:szCs w:val="22"/>
                 <w:color w:val="000000"/>
               </w:rPr>
-              <w:t xml:space="preserve">0.8037</w:t>
+              <w:t xml:space="preserve">0.924</w:t>
             </w:r>
           </w:p>
         </w:tc>
@@ -7410,7 +7410,7 @@
                 <w:szCs w:val="22"/>
                 <w:color w:val="000000"/>
               </w:rPr>
-              <w:t xml:space="preserve">0.816</w:t>
+              <w:t xml:space="preserve">0.323</w:t>
             </w:r>
           </w:p>
         </w:tc>
@@ -7575,60 +7575,60 @@
                 <w:szCs w:val="22"/>
                 <w:color w:val="000000"/>
               </w:rPr>
-              <w:t xml:space="preserve">0.003</w:t>
-            </w:r>
-          </w:p>
-        </w:tc>
-        <w:tc>
-          <w:tcPr>
-            <w:tcBorders>
-              <w:bottom w:val="single" w:sz="8" w:space="0" w:color="000000"/>
-              <w:top w:val="single" w:sz="8" w:space="0" w:color="000000"/>
-              <w:left w:val="single" w:sz="8" w:space="0" w:color="000000"/>
-              <w:right w:val="single" w:sz="8" w:space="0" w:color="000000"/>
-            </w:tcBorders>
-            <w:shd w:val="clear" w:color="auto" w:fill="FFFFFF"/>
-            <w:tcMar>
-              <w:top w:w="0" w:type="dxa"/>
-              <w:bottom w:w="0" w:type="dxa"/>
-              <w:left w:w="0" w:type="dxa"/>
-              <w:right w:w="0" w:type="dxa"/>
-            </w:tcMar>
-            <w:vAlign w:val="top"/>
-          </w:tcPr>
-          <w:p>
-            <w:pPr>
-              <w:pStyle w:val="Normal"/>
-              <w:jc w:val="left"/>
-              <w:pBdr>
-                <w:bottom w:val="none" w:sz="0" w:space="0" w:color="000000"/>
-                <w:top w:val="none" w:sz="0" w:space="0" w:color="000000"/>
-                <w:left w:val="none" w:sz="0" w:space="0" w:color="000000"/>
-                <w:right w:val="none" w:sz="0" w:space="0" w:color="000000"/>
-              </w:pBdr>
-              <w:spacing w:after="120" w:before="120" w:line="240"/>
-              <w:ind w:left="120" w:right="120" w:firstLine="0" w:firstLineChars="0"/>
-              <w:rPr>
-                <w:rFonts w:ascii="Helvetica" w:hAnsi="Helvetica" w:eastAsia="Helvetica" w:cs="Helvetica"/>
-                <w:i w:val="false"/>
-                <w:b w:val="false"/>
-                <w:u w:val="none"/>
-                <w:sz w:val="22"/>
-                <w:szCs w:val="22"/>
-                <w:color w:val="000000"/>
-              </w:rPr>
-            </w:pPr>
-            <w:r>
-              <w:rPr>
-                <w:rFonts w:ascii="Helvetica" w:hAnsi="Helvetica" w:eastAsia="Helvetica" w:cs="Helvetica"/>
-                <w:i w:val="false"/>
-                <w:b w:val="false"/>
-                <w:u w:val="none"/>
-                <w:sz w:val="22"/>
-                <w:szCs w:val="22"/>
-                <w:color w:val="000000"/>
-              </w:rPr>
-              <w:t xml:space="preserve">0.1779</w:t>
+              <w:t xml:space="preserve">0.004</w:t>
+            </w:r>
+          </w:p>
+        </w:tc>
+        <w:tc>
+          <w:tcPr>
+            <w:tcBorders>
+              <w:bottom w:val="single" w:sz="8" w:space="0" w:color="000000"/>
+              <w:top w:val="single" w:sz="8" w:space="0" w:color="000000"/>
+              <w:left w:val="single" w:sz="8" w:space="0" w:color="000000"/>
+              <w:right w:val="single" w:sz="8" w:space="0" w:color="000000"/>
+            </w:tcBorders>
+            <w:shd w:val="clear" w:color="auto" w:fill="FFFFFF"/>
+            <w:tcMar>
+              <w:top w:w="0" w:type="dxa"/>
+              <w:bottom w:w="0" w:type="dxa"/>
+              <w:left w:w="0" w:type="dxa"/>
+              <w:right w:w="0" w:type="dxa"/>
+            </w:tcMar>
+            <w:vAlign w:val="top"/>
+          </w:tcPr>
+          <w:p>
+            <w:pPr>
+              <w:pStyle w:val="Normal"/>
+              <w:jc w:val="left"/>
+              <w:pBdr>
+                <w:bottom w:val="none" w:sz="0" w:space="0" w:color="000000"/>
+                <w:top w:val="none" w:sz="0" w:space="0" w:color="000000"/>
+                <w:left w:val="none" w:sz="0" w:space="0" w:color="000000"/>
+                <w:right w:val="none" w:sz="0" w:space="0" w:color="000000"/>
+              </w:pBdr>
+              <w:spacing w:after="120" w:before="120" w:line="240"/>
+              <w:ind w:left="120" w:right="120" w:firstLine="0" w:firstLineChars="0"/>
+              <w:rPr>
+                <w:rFonts w:ascii="Helvetica" w:hAnsi="Helvetica" w:eastAsia="Helvetica" w:cs="Helvetica"/>
+                <w:i w:val="false"/>
+                <w:b w:val="false"/>
+                <w:u w:val="none"/>
+                <w:sz w:val="22"/>
+                <w:szCs w:val="22"/>
+                <w:color w:val="000000"/>
+              </w:rPr>
+            </w:pPr>
+            <w:r>
+              <w:rPr>
+                <w:rFonts w:ascii="Helvetica" w:hAnsi="Helvetica" w:eastAsia="Helvetica" w:cs="Helvetica"/>
+                <w:i w:val="false"/>
+                <w:b w:val="false"/>
+                <w:u w:val="none"/>
+                <w:sz w:val="22"/>
+                <w:szCs w:val="22"/>
+                <w:color w:val="000000"/>
+              </w:rPr>
+              <w:t xml:space="preserve">0.145</w:t>
             </w:r>
           </w:p>
         </w:tc>
@@ -7734,7 +7734,7 @@
                 <w:szCs w:val="22"/>
                 <w:color w:val="000000"/>
               </w:rPr>
-              <w:t xml:space="preserve">-5.98 </w:t>
+              <w:t xml:space="preserve">-7.02 </w:t>
             </w:r>
           </w:p>
         </w:tc>
@@ -7952,7 +7952,7 @@
                 <w:szCs w:val="22"/>
                 <w:color w:val="000000"/>
               </w:rPr>
-              <w:t xml:space="preserve">0.824</w:t>
+              <w:t xml:space="preserve">0.8381</w:t>
             </w:r>
           </w:p>
         </w:tc>
@@ -8058,7 +8058,7 @@
                 <w:szCs w:val="22"/>
                 <w:color w:val="000000"/>
               </w:rPr>
-              <w:t xml:space="preserve">9.66 </w:t>
+              <w:t xml:space="preserve">9.64 </w:t>
             </w:r>
           </w:p>
         </w:tc>
@@ -8223,60 +8223,60 @@
                 <w:szCs w:val="22"/>
                 <w:color w:val="000000"/>
               </w:rPr>
-              <w:t xml:space="preserve">0.011</w:t>
-            </w:r>
-          </w:p>
-        </w:tc>
-        <w:tc>
-          <w:tcPr>
-            <w:tcBorders>
-              <w:bottom w:val="single" w:sz="8" w:space="0" w:color="000000"/>
-              <w:top w:val="single" w:sz="8" w:space="0" w:color="000000"/>
-              <w:left w:val="single" w:sz="8" w:space="0" w:color="000000"/>
-              <w:right w:val="single" w:sz="8" w:space="0" w:color="000000"/>
-            </w:tcBorders>
-            <w:shd w:val="clear" w:color="auto" w:fill="FFFFFF"/>
-            <w:tcMar>
-              <w:top w:w="0" w:type="dxa"/>
-              <w:bottom w:w="0" w:type="dxa"/>
-              <w:left w:w="0" w:type="dxa"/>
-              <w:right w:w="0" w:type="dxa"/>
-            </w:tcMar>
-            <w:vAlign w:val="top"/>
-          </w:tcPr>
-          <w:p>
-            <w:pPr>
-              <w:pStyle w:val="Normal"/>
-              <w:jc w:val="left"/>
-              <w:pBdr>
-                <w:bottom w:val="none" w:sz="0" w:space="0" w:color="000000"/>
-                <w:top w:val="none" w:sz="0" w:space="0" w:color="000000"/>
-                <w:left w:val="none" w:sz="0" w:space="0" w:color="000000"/>
-                <w:right w:val="none" w:sz="0" w:space="0" w:color="000000"/>
-              </w:pBdr>
-              <w:spacing w:after="120" w:before="120" w:line="240"/>
-              <w:ind w:left="120" w:right="120" w:firstLine="0" w:firstLineChars="0"/>
-              <w:rPr>
-                <w:rFonts w:ascii="Helvetica" w:hAnsi="Helvetica" w:eastAsia="Helvetica" w:cs="Helvetica"/>
-                <w:i w:val="false"/>
-                <w:b w:val="false"/>
-                <w:u w:val="none"/>
-                <w:sz w:val="22"/>
-                <w:szCs w:val="22"/>
-                <w:color w:val="000000"/>
-              </w:rPr>
-            </w:pPr>
-            <w:r>
-              <w:rPr>
-                <w:rFonts w:ascii="Helvetica" w:hAnsi="Helvetica" w:eastAsia="Helvetica" w:cs="Helvetica"/>
-                <w:i w:val="false"/>
-                <w:b w:val="false"/>
-                <w:u w:val="none"/>
-                <w:sz w:val="22"/>
-                <w:szCs w:val="22"/>
-                <w:color w:val="000000"/>
-              </w:rPr>
-              <w:t xml:space="preserve">0.3139</w:t>
+              <w:t xml:space="preserve">0.013</w:t>
+            </w:r>
+          </w:p>
+        </w:tc>
+        <w:tc>
+          <w:tcPr>
+            <w:tcBorders>
+              <w:bottom w:val="single" w:sz="8" w:space="0" w:color="000000"/>
+              <w:top w:val="single" w:sz="8" w:space="0" w:color="000000"/>
+              <w:left w:val="single" w:sz="8" w:space="0" w:color="000000"/>
+              <w:right w:val="single" w:sz="8" w:space="0" w:color="000000"/>
+            </w:tcBorders>
+            <w:shd w:val="clear" w:color="auto" w:fill="FFFFFF"/>
+            <w:tcMar>
+              <w:top w:w="0" w:type="dxa"/>
+              <w:bottom w:w="0" w:type="dxa"/>
+              <w:left w:w="0" w:type="dxa"/>
+              <w:right w:w="0" w:type="dxa"/>
+            </w:tcMar>
+            <w:vAlign w:val="top"/>
+          </w:tcPr>
+          <w:p>
+            <w:pPr>
+              <w:pStyle w:val="Normal"/>
+              <w:jc w:val="left"/>
+              <w:pBdr>
+                <w:bottom w:val="none" w:sz="0" w:space="0" w:color="000000"/>
+                <w:top w:val="none" w:sz="0" w:space="0" w:color="000000"/>
+                <w:left w:val="none" w:sz="0" w:space="0" w:color="000000"/>
+                <w:right w:val="none" w:sz="0" w:space="0" w:color="000000"/>
+              </w:pBdr>
+              <w:spacing w:after="120" w:before="120" w:line="240"/>
+              <w:ind w:left="120" w:right="120" w:firstLine="0" w:firstLineChars="0"/>
+              <w:rPr>
+                <w:rFonts w:ascii="Helvetica" w:hAnsi="Helvetica" w:eastAsia="Helvetica" w:cs="Helvetica"/>
+                <w:i w:val="false"/>
+                <w:b w:val="false"/>
+                <w:u w:val="none"/>
+                <w:sz w:val="22"/>
+                <w:szCs w:val="22"/>
+                <w:color w:val="000000"/>
+              </w:rPr>
+            </w:pPr>
+            <w:r>
+              <w:rPr>
+                <w:rFonts w:ascii="Helvetica" w:hAnsi="Helvetica" w:eastAsia="Helvetica" w:cs="Helvetica"/>
+                <w:i w:val="false"/>
+                <w:b w:val="false"/>
+                <w:u w:val="none"/>
+                <w:sz w:val="22"/>
+                <w:szCs w:val="22"/>
+                <w:color w:val="000000"/>
+              </w:rPr>
+              <w:t xml:space="preserve">0.2943</w:t>
             </w:r>
           </w:p>
         </w:tc>
@@ -8382,7 +8382,7 @@
                 <w:szCs w:val="22"/>
                 <w:color w:val="000000"/>
               </w:rPr>
-              <w:t xml:space="preserve">-19.8  </w:t>
+              <w:t xml:space="preserve">-23.3  </w:t>
             </w:r>
           </w:p>
         </w:tc>
